--- a/output/reg-onepart_Baseline.docx
+++ b/output/reg-onepart_Baseline.docx
@@ -4213,7 +4213,7 @@
               <w:jc w:val="left"/>
             </w:pPr>
             <w:r>
-              <w:t xml:space="preserve">Not the first voyage of the outfitter</w:t>
+              <w:t xml:space="preserve">Not the first voyage of the outfitter (min)</w:t>
             </w:r>
           </w:p>
         </w:tc>
@@ -4476,7 +4476,7 @@
               <w:jc w:val="left"/>
             </w:pPr>
             <w:r>
-              <w:t xml:space="preserve">Not the first voyage of the captain</w:t>
+              <w:t xml:space="preserve">Not the first voyage of the captain (min)</w:t>
             </w:r>
           </w:p>
         </w:tc>
